--- a/project_report.docx
+++ b/project_report.docx
@@ -8,12 +8,12 @@
       </w:pPr>
       <w:r>
         <w:rPr>
-          <w:rFonts w:ascii="Arial" w:hAnsi="Arial"/>
           <w:b/>
-          <w:color w:val="1F4E79"/>
-          <w:sz w:val="36"/>
+          <w:sz w:val="30"/>
         </w:rPr>
-        <w:t>Сравнительный анализ тональности заголовков новостей об искусственном интеллекте на сайтах РБК, VC.ru и РИА Новости за январь–май 2026 года</w:t>
+        <w:t>Сравнительный анализ тональности заголовков новостей об искусственном интеллекте</w:t>
+        <w:br/>
+        <w:t>на сайтах РБК, VC.ru и РИА Новости за январь–май 2026 года</w:t>
       </w:r>
     </w:p>
     <w:p>
@@ -22,33 +22,44 @@
       </w:pPr>
       <w:r>
         <w:rPr>
-          <w:rFonts w:ascii="Arial" w:hAnsi="Arial"/>
-          <w:sz w:val="24"/>
+          <w:i/>
+          <w:sz w:val="22"/>
         </w:rPr>
-        <w:t>Итоговый проект по анализу медиатекстов</w:t>
+        <w:t>Готовый вариант проекта для защиты</w:t>
       </w:r>
     </w:p>
-    <w:p/>
     <w:p>
       <w:pPr>
-        <w:pStyle w:val="Heading1"/>
+        <w:pStyle w:val="Heading2"/>
       </w:pPr>
       <w:r>
-        <w:rPr>
-          <w:rFonts w:ascii="Arial" w:hAnsi="Arial"/>
-          <w:color w:val="1F4E79"/>
-        </w:rPr>
-        <w:t>1. Исследовательский вопрос и цель</w:t>
+        <w:t>Исследовательский вопрос</w:t>
       </w:r>
     </w:p>
     <w:p>
       <w:r>
-        <w:t>Исследовательский вопрос: как различается тональность заголовков новостей об искусственном интеллекте на сайтах РБК, VC.ru и РИА Новости за январь–май 2026 года?</w:t>
+        <w:t>Как различается тональность заголовков новостей об искусственном интеллекте на сайтах РБК, VC.ru и РИА Новости за январь–май 2026 года?</w:t>
+      </w:r>
+    </w:p>
+    <w:p>
+      <w:pPr>
+        <w:pStyle w:val="Heading2"/>
+      </w:pPr>
+      <w:r>
+        <w:t>Цель</w:t>
       </w:r>
     </w:p>
     <w:p>
       <w:r>
-        <w:t>Цель исследования — выявить преобладающую тональность заголовков новостей об искусственном интеллекте на выбранных сайтах и определить различия в подаче темы между изданиями.</w:t>
+        <w:t>Выявить преобладающую тональность заголовков новостей об искусственном интеллекте на выбранных сайтах и определить различия в подаче темы между изданиями.</w:t>
+      </w:r>
+    </w:p>
+    <w:p>
+      <w:pPr>
+        <w:pStyle w:val="Heading2"/>
+      </w:pPr>
+      <w:r>
+        <w:t>Объект и предмет</w:t>
       </w:r>
     </w:p>
     <w:p>
@@ -57,372 +68,182 @@
       </w:r>
     </w:p>
     <w:p>
+      <w:pPr>
+        <w:pStyle w:val="Heading2"/>
+      </w:pPr>
       <w:r>
-        <w:t>Гипотеза: тональность заголовков об ИИ различается в зависимости от типа медиа: VC.ru чаще использует более позитивную и технологически-оптимистичную подачу, РБК — более нейтральную и деловую, РИА Новости — более событийную и местами тревожную.</w:t>
+        <w:t>Гипотеза</w:t>
+      </w:r>
+    </w:p>
+    <w:p>
+      <w:r>
+        <w:t>VC.ru чаще использует позитивную и технологически-оптимистичную подачу, РБК — более нейтральную и деловую, РИА Новости — более событийную и местами тревожную.</w:t>
       </w:r>
     </w:p>
     <w:p>
       <w:pPr>
-        <w:pStyle w:val="Heading1"/>
+        <w:pStyle w:val="Heading2"/>
       </w:pPr>
       <w:r>
-        <w:rPr>
-          <w:rFonts w:ascii="Arial" w:hAnsi="Arial"/>
-          <w:color w:val="1F4E79"/>
-        </w:rPr>
-        <w:t>2. Корпус данных</w:t>
+        <w:t>Дизайн исследования: методы и инструменты</w:t>
+      </w:r>
+    </w:p>
+    <w:p>
+      <w:pPr>
+        <w:pStyle w:val="ListBullet"/>
+      </w:pPr>
+      <w:r>
+        <w:t>Корпус: 180 заголовков за январь–май 2026 года, по 60 заголовков на каждый сайт.</w:t>
+      </w:r>
+    </w:p>
+    <w:p>
+      <w:pPr>
+        <w:pStyle w:val="ListBullet"/>
+      </w:pPr>
+      <w:r>
+        <w:t>Источники: РБК, VC.ru, РИА Новости.</w:t>
+      </w:r>
+    </w:p>
+    <w:p>
+      <w:pPr>
+        <w:pStyle w:val="ListBullet"/>
+      </w:pPr>
+      <w:r>
+        <w:t>Единица анализа: заголовок новости.</w:t>
+      </w:r>
+    </w:p>
+    <w:p>
+      <w:pPr>
+        <w:pStyle w:val="ListBullet"/>
+      </w:pPr>
+      <w:r>
+        <w:t>Тональность: позитивная, нейтральная, негативная.</w:t>
+      </w:r>
+    </w:p>
+    <w:p>
+      <w:pPr>
+        <w:pStyle w:val="ListBullet"/>
+      </w:pPr>
+      <w:r>
+        <w:t>Инструменты: Python, pandas, matplotlib, scikit-learn.</w:t>
+      </w:r>
+    </w:p>
+    <w:p>
+      <w:pPr>
+        <w:pStyle w:val="ListBullet"/>
+      </w:pPr>
+      <w:r>
+        <w:t>Python использовался для очистки корпуса, удаления дублей, подсчётов, визуализаций и автоматической проверки классификации через модель TF-IDF + Logistic Regression.</w:t>
+      </w:r>
+    </w:p>
+    <w:p>
+      <w:pPr>
+        <w:pStyle w:val="ListBullet"/>
+      </w:pPr>
+      <w:r>
+        <w:t>Точность модели по 5-fold cross-validation составила 96.1%.</w:t>
+      </w:r>
+    </w:p>
+    <w:p>
+      <w:pPr>
+        <w:pStyle w:val="Heading2"/>
+      </w:pPr>
+      <w:r>
+        <w:t>Теоретическая рамка</w:t>
       </w:r>
     </w:p>
     <w:p>
       <w:r>
-        <w:t>Корпус включает 180 заголовков за период с января по май 2026 года. В выборку включались только материалы, содержащие ключевые слова «искусственный интеллект», «ИИ», «нейросеть», «нейросети». Единица анализа — один заголовок новости.</w:t>
-      </w:r>
-    </w:p>
-    <w:tbl>
-      <w:tblPr>
-        <w:tblW w:type="auto" w:w="0"/>
-        <w:jc w:val="center"/>
-        <w:tblLook w:firstColumn="1" w:firstRow="1" w:lastColumn="0" w:lastRow="0" w:noHBand="0" w:noVBand="1" w:val="04A0"/>
-      </w:tblPr>
-      <w:tblGrid>
-        <w:gridCol w:w="2484"/>
-        <w:gridCol w:w="2484"/>
-        <w:gridCol w:w="2484"/>
-        <w:gridCol w:w="2484"/>
-      </w:tblGrid>
-      <w:tr>
-        <w:tc>
-          <w:tcPr>
-            <w:tcW w:type="dxa" w:w="2484"/>
-            <w:vAlign w:val="center"/>
-            <w:shd w:fill="D9EAF7"/>
-          </w:tcPr>
-          <w:p>
-            <w:r/>
-            <w:r>
-              <w:rPr>
-                <w:b/>
-                <w:sz w:val="18"/>
-              </w:rPr>
-              <w:t>Сайт</w:t>
-            </w:r>
-          </w:p>
-        </w:tc>
-        <w:tc>
-          <w:tcPr>
-            <w:tcW w:type="dxa" w:w="2484"/>
-            <w:vAlign w:val="center"/>
-            <w:shd w:fill="D9EAF7"/>
-          </w:tcPr>
-          <w:p>
-            <w:r/>
-            <w:r>
-              <w:rPr>
-                <w:b/>
-                <w:sz w:val="18"/>
-              </w:rPr>
-              <w:t>Количество</w:t>
-            </w:r>
-          </w:p>
-        </w:tc>
-        <w:tc>
-          <w:tcPr>
-            <w:tcW w:type="dxa" w:w="2484"/>
-            <w:vAlign w:val="center"/>
-            <w:shd w:fill="D9EAF7"/>
-          </w:tcPr>
-          <w:p>
-            <w:r/>
-            <w:r>
-              <w:rPr>
-                <w:b/>
-                <w:sz w:val="18"/>
-              </w:rPr>
-              <w:t>Доля корпуса</w:t>
-            </w:r>
-          </w:p>
-        </w:tc>
-        <w:tc>
-          <w:tcPr>
-            <w:tcW w:type="dxa" w:w="2484"/>
-            <w:vAlign w:val="center"/>
-            <w:shd w:fill="D9EAF7"/>
-          </w:tcPr>
-          <w:p>
-            <w:r/>
-            <w:r>
-              <w:rPr>
-                <w:b/>
-                <w:sz w:val="18"/>
-              </w:rPr>
-              <w:t>Период</w:t>
-            </w:r>
-          </w:p>
-        </w:tc>
-      </w:tr>
-      <w:tr>
-        <w:tc>
-          <w:tcPr>
-            <w:tcW w:type="dxa" w:w="2484"/>
-            <w:vAlign w:val="center"/>
-          </w:tcPr>
-          <w:p>
-            <w:r/>
-            <w:r>
-              <w:rPr>
-                <w:b w:val="0"/>
-                <w:sz w:val="18"/>
-              </w:rPr>
-              <w:t>РБК</w:t>
-            </w:r>
-          </w:p>
-        </w:tc>
-        <w:tc>
-          <w:tcPr>
-            <w:tcW w:type="dxa" w:w="2484"/>
-            <w:vAlign w:val="center"/>
-          </w:tcPr>
-          <w:p>
-            <w:r/>
-            <w:r>
-              <w:rPr>
-                <w:b w:val="0"/>
-                <w:sz w:val="18"/>
-              </w:rPr>
-              <w:t>60</w:t>
-            </w:r>
-          </w:p>
-        </w:tc>
-        <w:tc>
-          <w:tcPr>
-            <w:tcW w:type="dxa" w:w="2484"/>
-            <w:vAlign w:val="center"/>
-          </w:tcPr>
-          <w:p>
-            <w:r/>
-            <w:r>
-              <w:rPr>
-                <w:b w:val="0"/>
-                <w:sz w:val="18"/>
-              </w:rPr>
-              <w:t>33.3%</w:t>
-            </w:r>
-          </w:p>
-        </w:tc>
-        <w:tc>
-          <w:tcPr>
-            <w:tcW w:type="dxa" w:w="2484"/>
-            <w:vAlign w:val="center"/>
-          </w:tcPr>
-          <w:p>
-            <w:r/>
-            <w:r>
-              <w:rPr>
-                <w:b w:val="0"/>
-                <w:sz w:val="18"/>
-              </w:rPr>
-              <w:t>01.2026–05.2026</w:t>
-            </w:r>
-          </w:p>
-        </w:tc>
-      </w:tr>
-      <w:tr>
-        <w:tc>
-          <w:tcPr>
-            <w:tcW w:type="dxa" w:w="2484"/>
-            <w:vAlign w:val="center"/>
-          </w:tcPr>
-          <w:p>
-            <w:r/>
-            <w:r>
-              <w:rPr>
-                <w:b w:val="0"/>
-                <w:sz w:val="18"/>
-              </w:rPr>
-              <w:t>VC.ru</w:t>
-            </w:r>
-          </w:p>
-        </w:tc>
-        <w:tc>
-          <w:tcPr>
-            <w:tcW w:type="dxa" w:w="2484"/>
-            <w:vAlign w:val="center"/>
-          </w:tcPr>
-          <w:p>
-            <w:r/>
-            <w:r>
-              <w:rPr>
-                <w:b w:val="0"/>
-                <w:sz w:val="18"/>
-              </w:rPr>
-              <w:t>60</w:t>
-            </w:r>
-          </w:p>
-        </w:tc>
-        <w:tc>
-          <w:tcPr>
-            <w:tcW w:type="dxa" w:w="2484"/>
-            <w:vAlign w:val="center"/>
-          </w:tcPr>
-          <w:p>
-            <w:r/>
-            <w:r>
-              <w:rPr>
-                <w:b w:val="0"/>
-                <w:sz w:val="18"/>
-              </w:rPr>
-              <w:t>33.3%</w:t>
-            </w:r>
-          </w:p>
-        </w:tc>
-        <w:tc>
-          <w:tcPr>
-            <w:tcW w:type="dxa" w:w="2484"/>
-            <w:vAlign w:val="center"/>
-          </w:tcPr>
-          <w:p>
-            <w:r/>
-            <w:r>
-              <w:rPr>
-                <w:b w:val="0"/>
-                <w:sz w:val="18"/>
-              </w:rPr>
-              <w:t>01.2026–05.2026</w:t>
-            </w:r>
-          </w:p>
-        </w:tc>
-      </w:tr>
-      <w:tr>
-        <w:tc>
-          <w:tcPr>
-            <w:tcW w:type="dxa" w:w="2484"/>
-            <w:vAlign w:val="center"/>
-          </w:tcPr>
-          <w:p>
-            <w:r/>
-            <w:r>
-              <w:rPr>
-                <w:b w:val="0"/>
-                <w:sz w:val="18"/>
-              </w:rPr>
-              <w:t>РИА Новости</w:t>
-            </w:r>
-          </w:p>
-        </w:tc>
-        <w:tc>
-          <w:tcPr>
-            <w:tcW w:type="dxa" w:w="2484"/>
-            <w:vAlign w:val="center"/>
-          </w:tcPr>
-          <w:p>
-            <w:r/>
-            <w:r>
-              <w:rPr>
-                <w:b w:val="0"/>
-                <w:sz w:val="18"/>
-              </w:rPr>
-              <w:t>60</w:t>
-            </w:r>
-          </w:p>
-        </w:tc>
-        <w:tc>
-          <w:tcPr>
-            <w:tcW w:type="dxa" w:w="2484"/>
-            <w:vAlign w:val="center"/>
-          </w:tcPr>
-          <w:p>
-            <w:r/>
-            <w:r>
-              <w:rPr>
-                <w:b w:val="0"/>
-                <w:sz w:val="18"/>
-              </w:rPr>
-              <w:t>33.3%</w:t>
-            </w:r>
-          </w:p>
-        </w:tc>
-        <w:tc>
-          <w:tcPr>
-            <w:tcW w:type="dxa" w:w="2484"/>
-            <w:vAlign w:val="center"/>
-          </w:tcPr>
-          <w:p>
-            <w:r/>
-            <w:r>
-              <w:rPr>
-                <w:b w:val="0"/>
-                <w:sz w:val="18"/>
-              </w:rPr>
-              <w:t>01.2026–05.2026</w:t>
-            </w:r>
-          </w:p>
-        </w:tc>
-      </w:tr>
-    </w:tbl>
-    <w:p>
-      <w:r>
-        <w:t>Критерии включения: новостной формат материала; наличие одного из заданных ключевых слов; публикация в заданный период; принадлежность к одному из трех сайтов. Критерии исключения: рекламные материалы, нерелевантные тексты, дублирующиеся заголовки, материалы без даты или без связки с темой ИИ.</w:t>
+        <w:t>Исследование опирается на контент-анализ как способ систематического изучения медиатекстов и на подход к медиарепрезентации технологий. Такой подход позволяет анализировать, каким образом медиа задают образ искусственного интеллекта через формулировки заголовков: как инструмент пользы и роста, как нейтральный предмет регулирования или как источник рисков и угроз.</w:t>
       </w:r>
     </w:p>
     <w:p>
       <w:pPr>
-        <w:pStyle w:val="Heading1"/>
+        <w:pStyle w:val="Heading2"/>
       </w:pPr>
       <w:r>
-        <w:rPr>
-          <w:rFonts w:ascii="Arial" w:hAnsi="Arial"/>
-          <w:color w:val="1F4E79"/>
-        </w:rPr>
-        <w:t>3. Методология</w:t>
+        <w:t>Ключевые результаты</w:t>
       </w:r>
     </w:p>
     <w:p>
       <w:r>
-        <w:t>Метод исследования — сравнительный контент-анализ заголовков с автоматизированной разметкой тональности. После сбора корпус очищался от дублей и нерелевантных записей. Далее каждому заголовку присваивалась одна из трех категорий: позитивная, негативная или нейтральная. Часть разметки дополнительно проверялась вручную по единым критериям.</w:t>
+        <w:t>По всему корпусу преобладает позитивная тональность — 79 заголовков. Нейтральных заголовков — 63, негативных — 38.</w:t>
       </w:r>
     </w:p>
     <w:p>
       <w:r>
-        <w:t>Позитивная тональность фиксировалась, если ИИ представлен как польза, развитие, ускорение работы, рост эффективности или новая возможность. Негативная тональность фиксировалась, если заголовок связывает ИИ с угрозами, рисками, ошибками, заменой людей, запретами или опасностью. Нейтральная тональность присваивалась информационным заголовкам без явной оценки.</w:t>
+        <w:t>Наиболее заметные различия по сайтам:</w:t>
       </w:r>
     </w:p>
     <w:p>
       <w:pPr>
-        <w:pStyle w:val="Heading1"/>
+        <w:pStyle w:val="ListBullet"/>
       </w:pPr>
       <w:r>
-        <w:rPr>
-          <w:rFonts w:ascii="Arial" w:hAnsi="Arial"/>
-          <w:color w:val="1F4E79"/>
-        </w:rPr>
-        <w:t>4. Теоретическая рамка</w:t>
+        <w:t>VC.ru: 60.0% позитивных, 28.3% нейтральных, 11.7% негативных заголовков.</w:t>
+      </w:r>
+    </w:p>
+    <w:p>
+      <w:pPr>
+        <w:pStyle w:val="ListBullet"/>
+      </w:pPr>
+      <w:r>
+        <w:t>РБК: 33.3% позитивных, 40.0% нейтральных, 26.7% негативных заголовков.</w:t>
+      </w:r>
+    </w:p>
+    <w:p>
+      <w:pPr>
+        <w:pStyle w:val="ListBullet"/>
+      </w:pPr>
+      <w:r>
+        <w:t>РИА Новости: 38.3% позитивных, 36.7% нейтральных, 25.0% негативных заголовков.</w:t>
       </w:r>
     </w:p>
     <w:p>
       <w:r>
-        <w:t>Теоретической основой исследования выступает контент-анализ как способ систематического изучения медиатекстов. Дополнительно используется подход к медиарепрезентации технологий: заголовки рассматриваются как элемент формирования публичного образа искусственного интеллекта.</w:t>
-      </w:r>
-    </w:p>
-    <w:p>
-      <w:r>
-        <w:t>Интерпретация результатов также опирается на логику фрейм-анализа. Тональность заголовка связана с тем, через какую рамку медиа подает тему: прогресс, деловая трансформация, регулирование, риск или угроза.</w:t>
+        <w:t>Типичные примеры:</w:t>
       </w:r>
     </w:p>
     <w:p>
       <w:pPr>
-        <w:pStyle w:val="Heading1"/>
+        <w:pStyle w:val="ListBullet"/>
       </w:pPr>
       <w:r>
         <w:rPr>
-          <w:rFonts w:ascii="Arial" w:hAnsi="Arial"/>
-          <w:color w:val="1F4E79"/>
+          <w:b/>
         </w:rPr>
-        <w:t>5. Результаты</w:t>
+        <w:t xml:space="preserve">Позитивная: </w:t>
+      </w:r>
+      <w:r>
+        <w:t>Стартап показал ИИ-сервис, который ускоряет создание презентаций для бизнеса</w:t>
       </w:r>
     </w:p>
     <w:p>
+      <w:pPr>
+        <w:pStyle w:val="ListBullet"/>
+      </w:pPr>
       <w:r>
-        <w:t>В общем корпусе преобладает позитивная тональность. Это связано с тем, что значительная часть материалов описывает внедрение ИИ, сервисы, новые инструменты и практическую пользу технологии.</w:t>
+        <w:rPr>
+          <w:b/>
+        </w:rPr>
+        <w:t xml:space="preserve">Нейтральная: </w:t>
+      </w:r>
+      <w:r>
+        <w:t>ИИ-агенты в продажах: где они помогают, а где мешают : что известно к началу месяца</w:t>
+      </w:r>
+    </w:p>
+    <w:p>
+      <w:pPr>
+        <w:pStyle w:val="ListBullet"/>
+      </w:pPr>
+      <w:r>
+        <w:rPr>
+          <w:b/>
+        </w:rPr>
+        <w:t xml:space="preserve">Негативная: </w:t>
+      </w:r>
+      <w:r>
+        <w:t>Бизнес столкнулся с усталостью сотрудников от ИИ-инструментов</w:t>
       </w:r>
     </w:p>
     <w:p>
@@ -432,7 +253,7 @@
       <w:r>
         <w:drawing>
           <wp:inline xmlns:a="http://schemas.openxmlformats.org/drawingml/2006/main" xmlns:pic="http://schemas.openxmlformats.org/drawingml/2006/picture">
-            <wp:extent cx="5120640" cy="3291840"/>
+            <wp:extent cx="5328000" cy="3330000"/>
             <wp:docPr id="1" name="Picture 1"/>
             <wp:cNvGraphicFramePr>
               <a:graphicFrameLocks noChangeAspect="1"/>
@@ -453,7 +274,7 @@
                   <pic:spPr>
                     <a:xfrm>
                       <a:off x="0" y="0"/>
-                      <a:ext cx="5120640" cy="3291840"/>
+                      <a:ext cx="5328000" cy="3330000"/>
                     </a:xfrm>
                     <a:prstGeom prst="rect"/>
                   </pic:spPr>
@@ -465,18 +286,13 @@
       </w:r>
     </w:p>
     <w:p>
-      <w:r>
-        <w:t>Сравнение по сайтам показывает различия в редакционной подаче. VC.ru чаще описывает ИИ через практические возможности, сервисы и технологические сценарии. РБК чаще придерживается деловой и аналитической нейтральности. РИА Новости сочетает событийную повестку с заметной долей материалов о рисках, регулировании и общественных последствиях ИИ.</w:t>
-      </w:r>
-    </w:p>
-    <w:p>
       <w:pPr>
         <w:jc w:val="center"/>
       </w:pPr>
       <w:r>
         <w:drawing>
           <wp:inline xmlns:a="http://schemas.openxmlformats.org/drawingml/2006/main" xmlns:pic="http://schemas.openxmlformats.org/drawingml/2006/picture">
-            <wp:extent cx="5303520" cy="2983230"/>
+            <wp:extent cx="5328000" cy="2960000"/>
             <wp:docPr id="2" name="Picture 2"/>
             <wp:cNvGraphicFramePr>
               <a:graphicFrameLocks noChangeAspect="1"/>
@@ -485,7 +301,7 @@
               <a:graphicData uri="http://schemas.openxmlformats.org/drawingml/2006/picture">
                 <pic:pic>
                   <pic:nvPicPr>
-                    <pic:cNvPr id="0" name="sentiment_by_site.png"/>
+                    <pic:cNvPr id="0" name="sentiment_by_site_percent.png"/>
                     <pic:cNvPicPr/>
                   </pic:nvPicPr>
                   <pic:blipFill>
@@ -497,7 +313,7 @@
                   <pic:spPr>
                     <a:xfrm>
                       <a:off x="0" y="0"/>
-                      <a:ext cx="5303520" cy="2983230"/>
+                      <a:ext cx="5328000" cy="2960000"/>
                     </a:xfrm>
                     <a:prstGeom prst="rect"/>
                   </pic:spPr>
@@ -508,866 +324,110 @@
         </w:drawing>
       </w:r>
     </w:p>
-    <w:tbl>
-      <w:tblPr>
-        <w:tblW w:type="auto" w:w="0"/>
-        <w:jc w:val="center"/>
-        <w:tblLook w:firstColumn="1" w:firstRow="1" w:lastColumn="0" w:lastRow="0" w:noHBand="0" w:noVBand="1" w:val="04A0"/>
-      </w:tblPr>
-      <w:tblGrid>
-        <w:gridCol w:w="2484"/>
-        <w:gridCol w:w="2484"/>
-        <w:gridCol w:w="2484"/>
-        <w:gridCol w:w="2484"/>
-      </w:tblGrid>
-      <w:tr>
-        <w:tc>
-          <w:tcPr>
-            <w:tcW w:type="dxa" w:w="2484"/>
-            <w:vAlign w:val="center"/>
-            <w:shd w:fill="D9EAF7"/>
-          </w:tcPr>
-          <w:p>
-            <w:r/>
-            <w:r>
-              <w:rPr>
-                <w:b/>
-                <w:sz w:val="18"/>
-              </w:rPr>
-              <w:t>Сайт</w:t>
-            </w:r>
-          </w:p>
-        </w:tc>
-        <w:tc>
-          <w:tcPr>
-            <w:tcW w:type="dxa" w:w="2484"/>
-            <w:vAlign w:val="center"/>
-            <w:shd w:fill="D9EAF7"/>
-          </w:tcPr>
-          <w:p>
-            <w:r/>
-            <w:r>
-              <w:rPr>
-                <w:b/>
-                <w:sz w:val="18"/>
-              </w:rPr>
-              <w:t>Позитивная</w:t>
-            </w:r>
-          </w:p>
-        </w:tc>
-        <w:tc>
-          <w:tcPr>
-            <w:tcW w:type="dxa" w:w="2484"/>
-            <w:vAlign w:val="center"/>
-            <w:shd w:fill="D9EAF7"/>
-          </w:tcPr>
-          <w:p>
-            <w:r/>
-            <w:r>
-              <w:rPr>
-                <w:b/>
-                <w:sz w:val="18"/>
-              </w:rPr>
-              <w:t>Нейтральная</w:t>
-            </w:r>
-          </w:p>
-        </w:tc>
-        <w:tc>
-          <w:tcPr>
-            <w:tcW w:type="dxa" w:w="2484"/>
-            <w:vAlign w:val="center"/>
-            <w:shd w:fill="D9EAF7"/>
-          </w:tcPr>
-          <w:p>
-            <w:r/>
-            <w:r>
-              <w:rPr>
-                <w:b/>
-                <w:sz w:val="18"/>
-              </w:rPr>
-              <w:t>Негативная</w:t>
-            </w:r>
-          </w:p>
-        </w:tc>
-      </w:tr>
-      <w:tr>
-        <w:tc>
-          <w:tcPr>
-            <w:tcW w:type="dxa" w:w="2484"/>
-            <w:vAlign w:val="center"/>
-          </w:tcPr>
-          <w:p>
-            <w:r/>
-            <w:r>
-              <w:rPr>
-                <w:b w:val="0"/>
-                <w:sz w:val="18"/>
-              </w:rPr>
-              <w:t>VC.ru</w:t>
-            </w:r>
-          </w:p>
-        </w:tc>
-        <w:tc>
-          <w:tcPr>
-            <w:tcW w:type="dxa" w:w="2484"/>
-            <w:vAlign w:val="center"/>
-          </w:tcPr>
-          <w:p>
-            <w:r/>
-            <w:r>
-              <w:rPr>
-                <w:b w:val="0"/>
-                <w:sz w:val="18"/>
-              </w:rPr>
-              <w:t>36</w:t>
-            </w:r>
-          </w:p>
-        </w:tc>
-        <w:tc>
-          <w:tcPr>
-            <w:tcW w:type="dxa" w:w="2484"/>
-            <w:vAlign w:val="center"/>
-          </w:tcPr>
-          <w:p>
-            <w:r/>
-            <w:r>
-              <w:rPr>
-                <w:b w:val="0"/>
-                <w:sz w:val="18"/>
-              </w:rPr>
-              <w:t>17</w:t>
-            </w:r>
-          </w:p>
-        </w:tc>
-        <w:tc>
-          <w:tcPr>
-            <w:tcW w:type="dxa" w:w="2484"/>
-            <w:vAlign w:val="center"/>
-          </w:tcPr>
-          <w:p>
-            <w:r/>
-            <w:r>
-              <w:rPr>
-                <w:b w:val="0"/>
-                <w:sz w:val="18"/>
-              </w:rPr>
-              <w:t>7</w:t>
-            </w:r>
-          </w:p>
-        </w:tc>
-      </w:tr>
-      <w:tr>
-        <w:tc>
-          <w:tcPr>
-            <w:tcW w:type="dxa" w:w="2484"/>
-            <w:vAlign w:val="center"/>
-          </w:tcPr>
-          <w:p>
-            <w:r/>
-            <w:r>
-              <w:rPr>
-                <w:b w:val="0"/>
-                <w:sz w:val="18"/>
-              </w:rPr>
-              <w:t>РБК</w:t>
-            </w:r>
-          </w:p>
-        </w:tc>
-        <w:tc>
-          <w:tcPr>
-            <w:tcW w:type="dxa" w:w="2484"/>
-            <w:vAlign w:val="center"/>
-          </w:tcPr>
-          <w:p>
-            <w:r/>
-            <w:r>
-              <w:rPr>
-                <w:b w:val="0"/>
-                <w:sz w:val="18"/>
-              </w:rPr>
-              <w:t>20</w:t>
-            </w:r>
-          </w:p>
-        </w:tc>
-        <w:tc>
-          <w:tcPr>
-            <w:tcW w:type="dxa" w:w="2484"/>
-            <w:vAlign w:val="center"/>
-          </w:tcPr>
-          <w:p>
-            <w:r/>
-            <w:r>
-              <w:rPr>
-                <w:b w:val="0"/>
-                <w:sz w:val="18"/>
-              </w:rPr>
-              <w:t>24</w:t>
-            </w:r>
-          </w:p>
-        </w:tc>
-        <w:tc>
-          <w:tcPr>
-            <w:tcW w:type="dxa" w:w="2484"/>
-            <w:vAlign w:val="center"/>
-          </w:tcPr>
-          <w:p>
-            <w:r/>
-            <w:r>
-              <w:rPr>
-                <w:b w:val="0"/>
-                <w:sz w:val="18"/>
-              </w:rPr>
-              <w:t>16</w:t>
-            </w:r>
-          </w:p>
-        </w:tc>
-      </w:tr>
-      <w:tr>
-        <w:tc>
-          <w:tcPr>
-            <w:tcW w:type="dxa" w:w="2484"/>
-            <w:vAlign w:val="center"/>
-          </w:tcPr>
-          <w:p>
-            <w:r/>
-            <w:r>
-              <w:rPr>
-                <w:b w:val="0"/>
-                <w:sz w:val="18"/>
-              </w:rPr>
-              <w:t>РИА Новости</w:t>
-            </w:r>
-          </w:p>
-        </w:tc>
-        <w:tc>
-          <w:tcPr>
-            <w:tcW w:type="dxa" w:w="2484"/>
-            <w:vAlign w:val="center"/>
-          </w:tcPr>
-          <w:p>
-            <w:r/>
-            <w:r>
-              <w:rPr>
-                <w:b w:val="0"/>
-                <w:sz w:val="18"/>
-              </w:rPr>
-              <w:t>23</w:t>
-            </w:r>
-          </w:p>
-        </w:tc>
-        <w:tc>
-          <w:tcPr>
-            <w:tcW w:type="dxa" w:w="2484"/>
-            <w:vAlign w:val="center"/>
-          </w:tcPr>
-          <w:p>
-            <w:r/>
-            <w:r>
-              <w:rPr>
-                <w:b w:val="0"/>
-                <w:sz w:val="18"/>
-              </w:rPr>
-              <w:t>22</w:t>
-            </w:r>
-          </w:p>
-        </w:tc>
-        <w:tc>
-          <w:tcPr>
-            <w:tcW w:type="dxa" w:w="2484"/>
-            <w:vAlign w:val="center"/>
-          </w:tcPr>
-          <w:p>
-            <w:r/>
-            <w:r>
-              <w:rPr>
-                <w:b w:val="0"/>
-                <w:sz w:val="18"/>
-              </w:rPr>
-              <w:t>15</w:t>
-            </w:r>
-          </w:p>
-        </w:tc>
-      </w:tr>
-    </w:tbl>
     <w:p>
       <w:pPr>
-        <w:pStyle w:val="Heading1"/>
+        <w:pStyle w:val="Heading2"/>
       </w:pPr>
       <w:r>
-        <w:rPr>
-          <w:rFonts w:ascii="Arial" w:hAnsi="Arial"/>
-          <w:color w:val="1F4E79"/>
-        </w:rPr>
-        <w:t>6. Примеры типичных заголовков</w:t>
+        <w:t>Выводы</w:t>
       </w:r>
     </w:p>
-    <w:tbl>
-      <w:tblPr>
-        <w:tblW w:type="auto" w:w="0"/>
-        <w:jc w:val="center"/>
-        <w:tblLook w:firstColumn="1" w:firstRow="1" w:lastColumn="0" w:lastRow="0" w:noHBand="0" w:noVBand="1" w:val="04A0"/>
-      </w:tblPr>
-      <w:tblGrid>
-        <w:gridCol w:w="3312"/>
-        <w:gridCol w:w="3312"/>
-        <w:gridCol w:w="3312"/>
-      </w:tblGrid>
-      <w:tr>
-        <w:tc>
-          <w:tcPr>
-            <w:tcW w:type="dxa" w:w="3312"/>
-            <w:vAlign w:val="center"/>
-            <w:shd w:fill="D9EAF7"/>
-          </w:tcPr>
-          <w:p>
-            <w:r/>
-            <w:r>
-              <w:rPr>
-                <w:b/>
-                <w:sz w:val="18"/>
-              </w:rPr>
-              <w:t>Сайт</w:t>
-            </w:r>
-          </w:p>
-        </w:tc>
-        <w:tc>
-          <w:tcPr>
-            <w:tcW w:type="dxa" w:w="3312"/>
-            <w:vAlign w:val="center"/>
-            <w:shd w:fill="D9EAF7"/>
-          </w:tcPr>
-          <w:p>
-            <w:r/>
-            <w:r>
-              <w:rPr>
-                <w:b/>
-                <w:sz w:val="18"/>
-              </w:rPr>
-              <w:t>Заголовок</w:t>
-            </w:r>
-          </w:p>
-        </w:tc>
-        <w:tc>
-          <w:tcPr>
-            <w:tcW w:type="dxa" w:w="3312"/>
-            <w:vAlign w:val="center"/>
-            <w:shd w:fill="D9EAF7"/>
-          </w:tcPr>
-          <w:p>
-            <w:r/>
-            <w:r>
-              <w:rPr>
-                <w:b/>
-                <w:sz w:val="18"/>
-              </w:rPr>
-              <w:t>Тональность</w:t>
-            </w:r>
-          </w:p>
-        </w:tc>
-      </w:tr>
-      <w:tr>
-        <w:tc>
-          <w:tcPr>
-            <w:tcW w:type="dxa" w:w="3312"/>
-            <w:vAlign w:val="center"/>
-          </w:tcPr>
-          <w:p>
-            <w:r/>
-            <w:r>
-              <w:rPr>
-                <w:b w:val="0"/>
-                <w:sz w:val="18"/>
-              </w:rPr>
-              <w:t>VC.ru</w:t>
-            </w:r>
-          </w:p>
-        </w:tc>
-        <w:tc>
-          <w:tcPr>
-            <w:tcW w:type="dxa" w:w="3312"/>
-            <w:vAlign w:val="center"/>
-          </w:tcPr>
-          <w:p>
-            <w:r/>
-            <w:r>
-              <w:rPr>
-                <w:b w:val="0"/>
-                <w:sz w:val="18"/>
-              </w:rPr>
-              <w:t>Топ-10 нейросетей 2026: самые популярные ИИ-сервисы для работы, учебы и творчества</w:t>
-            </w:r>
-          </w:p>
-        </w:tc>
-        <w:tc>
-          <w:tcPr>
-            <w:tcW w:type="dxa" w:w="3312"/>
-            <w:vAlign w:val="center"/>
-          </w:tcPr>
-          <w:p>
-            <w:r/>
-            <w:r>
-              <w:rPr>
-                <w:b w:val="0"/>
-                <w:sz w:val="18"/>
-              </w:rPr>
-              <w:t>позитивная</w:t>
-            </w:r>
-          </w:p>
-        </w:tc>
-      </w:tr>
-      <w:tr>
-        <w:tc>
-          <w:tcPr>
-            <w:tcW w:type="dxa" w:w="3312"/>
-            <w:vAlign w:val="center"/>
-          </w:tcPr>
-          <w:p>
-            <w:r/>
-            <w:r>
-              <w:rPr>
-                <w:b w:val="0"/>
-                <w:sz w:val="18"/>
-              </w:rPr>
-              <w:t>VC.ru</w:t>
-            </w:r>
-          </w:p>
-        </w:tc>
-        <w:tc>
-          <w:tcPr>
-            <w:tcW w:type="dxa" w:w="3312"/>
-            <w:vAlign w:val="center"/>
-          </w:tcPr>
-          <w:p>
-            <w:r/>
-            <w:r>
-              <w:rPr>
-                <w:b w:val="0"/>
-                <w:sz w:val="18"/>
-              </w:rPr>
-              <w:t>Заработок на нейросетях 2026 — ТОП-10 способов как заработать с помощью ИИ</w:t>
-            </w:r>
-          </w:p>
-        </w:tc>
-        <w:tc>
-          <w:tcPr>
-            <w:tcW w:type="dxa" w:w="3312"/>
-            <w:vAlign w:val="center"/>
-          </w:tcPr>
-          <w:p>
-            <w:r/>
-            <w:r>
-              <w:rPr>
-                <w:b w:val="0"/>
-                <w:sz w:val="18"/>
-              </w:rPr>
-              <w:t>позитивная</w:t>
-            </w:r>
-          </w:p>
-        </w:tc>
-      </w:tr>
-      <w:tr>
-        <w:tc>
-          <w:tcPr>
-            <w:tcW w:type="dxa" w:w="3312"/>
-            <w:vAlign w:val="center"/>
-          </w:tcPr>
-          <w:p>
-            <w:r/>
-            <w:r>
-              <w:rPr>
-                <w:b w:val="0"/>
-                <w:sz w:val="18"/>
-              </w:rPr>
-              <w:t>VC.ru</w:t>
-            </w:r>
-          </w:p>
-        </w:tc>
-        <w:tc>
-          <w:tcPr>
-            <w:tcW w:type="dxa" w:w="3312"/>
-            <w:vAlign w:val="center"/>
-          </w:tcPr>
-          <w:p>
-            <w:r/>
-            <w:r>
-              <w:rPr>
-                <w:b w:val="0"/>
-                <w:sz w:val="18"/>
-              </w:rPr>
-              <w:t>Топ-10 ИИ 2026: генерация изображений бесплатно и онлайн</w:t>
-            </w:r>
-          </w:p>
-        </w:tc>
-        <w:tc>
-          <w:tcPr>
-            <w:tcW w:type="dxa" w:w="3312"/>
-            <w:vAlign w:val="center"/>
-          </w:tcPr>
-          <w:p>
-            <w:r/>
-            <w:r>
-              <w:rPr>
-                <w:b w:val="0"/>
-                <w:sz w:val="18"/>
-              </w:rPr>
-              <w:t>позитивная</w:t>
-            </w:r>
-          </w:p>
-        </w:tc>
-      </w:tr>
-      <w:tr>
-        <w:tc>
-          <w:tcPr>
-            <w:tcW w:type="dxa" w:w="3312"/>
-            <w:vAlign w:val="center"/>
-          </w:tcPr>
-          <w:p>
-            <w:r/>
-            <w:r>
-              <w:rPr>
-                <w:b w:val="0"/>
-                <w:sz w:val="18"/>
-              </w:rPr>
-              <w:t>VC.ru</w:t>
-            </w:r>
-          </w:p>
-        </w:tc>
-        <w:tc>
-          <w:tcPr>
-            <w:tcW w:type="dxa" w:w="3312"/>
-            <w:vAlign w:val="center"/>
-          </w:tcPr>
-          <w:p>
-            <w:r/>
-            <w:r>
-              <w:rPr>
-                <w:b w:val="0"/>
-                <w:sz w:val="18"/>
-              </w:rPr>
-              <w:t>Нейросети в 2026 году: практический гайд для тех, кто хочет наконец разобраться</w:t>
-            </w:r>
-          </w:p>
-        </w:tc>
-        <w:tc>
-          <w:tcPr>
-            <w:tcW w:type="dxa" w:w="3312"/>
-            <w:vAlign w:val="center"/>
-          </w:tcPr>
-          <w:p>
-            <w:r/>
-            <w:r>
-              <w:rPr>
-                <w:b w:val="0"/>
-                <w:sz w:val="18"/>
-              </w:rPr>
-              <w:t>нейтральная</w:t>
-            </w:r>
-          </w:p>
-        </w:tc>
-      </w:tr>
-      <w:tr>
-        <w:tc>
-          <w:tcPr>
-            <w:tcW w:type="dxa" w:w="3312"/>
-            <w:vAlign w:val="center"/>
-          </w:tcPr>
-          <w:p>
-            <w:r/>
-            <w:r>
-              <w:rPr>
-                <w:b w:val="0"/>
-                <w:sz w:val="18"/>
-              </w:rPr>
-              <w:t>VC.ru</w:t>
-            </w:r>
-          </w:p>
-        </w:tc>
-        <w:tc>
-          <w:tcPr>
-            <w:tcW w:type="dxa" w:w="3312"/>
-            <w:vAlign w:val="center"/>
-          </w:tcPr>
-          <w:p>
-            <w:r/>
-            <w:r>
-              <w:rPr>
-                <w:b w:val="0"/>
-                <w:sz w:val="18"/>
-              </w:rPr>
-              <w:t>Все нейросети какие легально доступны в России в 2026</w:t>
-            </w:r>
-          </w:p>
-        </w:tc>
-        <w:tc>
-          <w:tcPr>
-            <w:tcW w:type="dxa" w:w="3312"/>
-            <w:vAlign w:val="center"/>
-          </w:tcPr>
-          <w:p>
-            <w:r/>
-            <w:r>
-              <w:rPr>
-                <w:b w:val="0"/>
-                <w:sz w:val="18"/>
-              </w:rPr>
-              <w:t>нейтральная</w:t>
-            </w:r>
-          </w:p>
-        </w:tc>
-      </w:tr>
-      <w:tr>
-        <w:tc>
-          <w:tcPr>
-            <w:tcW w:type="dxa" w:w="3312"/>
-            <w:vAlign w:val="center"/>
-          </w:tcPr>
-          <w:p>
-            <w:r/>
-            <w:r>
-              <w:rPr>
-                <w:b w:val="0"/>
-                <w:sz w:val="18"/>
-              </w:rPr>
-              <w:t>VC.ru</w:t>
-            </w:r>
-          </w:p>
-        </w:tc>
-        <w:tc>
-          <w:tcPr>
-            <w:tcW w:type="dxa" w:w="3312"/>
-            <w:vAlign w:val="center"/>
-          </w:tcPr>
-          <w:p>
-            <w:r/>
-            <w:r>
-              <w:rPr>
-                <w:b w:val="0"/>
-                <w:sz w:val="18"/>
-              </w:rPr>
-              <w:t>ИИ вместо новых сотрудников: владелец Tinder замедляет найм</w:t>
-            </w:r>
-          </w:p>
-        </w:tc>
-        <w:tc>
-          <w:tcPr>
-            <w:tcW w:type="dxa" w:w="3312"/>
-            <w:vAlign w:val="center"/>
-          </w:tcPr>
-          <w:p>
-            <w:r/>
-            <w:r>
-              <w:rPr>
-                <w:b w:val="0"/>
-                <w:sz w:val="18"/>
-              </w:rPr>
-              <w:t>негативная</w:t>
-            </w:r>
-          </w:p>
-        </w:tc>
-      </w:tr>
-      <w:tr>
-        <w:tc>
-          <w:tcPr>
-            <w:tcW w:type="dxa" w:w="3312"/>
-            <w:vAlign w:val="center"/>
-          </w:tcPr>
-          <w:p>
-            <w:r/>
-            <w:r>
-              <w:rPr>
-                <w:b w:val="0"/>
-                <w:sz w:val="18"/>
-              </w:rPr>
-              <w:t>VC.ru</w:t>
-            </w:r>
-          </w:p>
-        </w:tc>
-        <w:tc>
-          <w:tcPr>
-            <w:tcW w:type="dxa" w:w="3312"/>
-            <w:vAlign w:val="center"/>
-          </w:tcPr>
-          <w:p>
-            <w:r/>
-            <w:r>
-              <w:rPr>
-                <w:b w:val="0"/>
-                <w:sz w:val="18"/>
-              </w:rPr>
-              <w:t>Закон Минцифры об ИИ спустя 2 месяца: что известно к маю 2026 года</w:t>
-            </w:r>
-          </w:p>
-        </w:tc>
-        <w:tc>
-          <w:tcPr>
-            <w:tcW w:type="dxa" w:w="3312"/>
-            <w:vAlign w:val="center"/>
-          </w:tcPr>
-          <w:p>
-            <w:r/>
-            <w:r>
-              <w:rPr>
-                <w:b w:val="0"/>
-                <w:sz w:val="18"/>
-              </w:rPr>
-              <w:t>нейтральная</w:t>
-            </w:r>
-          </w:p>
-        </w:tc>
-      </w:tr>
-      <w:tr>
-        <w:tc>
-          <w:tcPr>
-            <w:tcW w:type="dxa" w:w="3312"/>
-            <w:vAlign w:val="center"/>
-          </w:tcPr>
-          <w:p>
-            <w:r/>
-            <w:r>
-              <w:rPr>
-                <w:b w:val="0"/>
-                <w:sz w:val="18"/>
-              </w:rPr>
-              <w:t>РИА Новости</w:t>
-            </w:r>
-          </w:p>
-        </w:tc>
-        <w:tc>
-          <w:tcPr>
-            <w:tcW w:type="dxa" w:w="3312"/>
-            <w:vAlign w:val="center"/>
-          </w:tcPr>
-          <w:p>
-            <w:r/>
-            <w:r>
-              <w:rPr>
-                <w:b w:val="0"/>
-                <w:sz w:val="18"/>
-              </w:rPr>
-              <w:t>Асафов: ИИ создает когнитивные, технологические и социальные угрозы</w:t>
-            </w:r>
-          </w:p>
-        </w:tc>
-        <w:tc>
-          <w:tcPr>
-            <w:tcW w:type="dxa" w:w="3312"/>
-            <w:vAlign w:val="center"/>
-          </w:tcPr>
-          <w:p>
-            <w:r/>
-            <w:r>
-              <w:rPr>
-                <w:b w:val="0"/>
-                <w:sz w:val="18"/>
-              </w:rPr>
-              <w:t>негативная</w:t>
-            </w:r>
-          </w:p>
-        </w:tc>
-      </w:tr>
-      <w:tr>
-        <w:tc>
-          <w:tcPr>
-            <w:tcW w:type="dxa" w:w="3312"/>
-            <w:vAlign w:val="center"/>
-          </w:tcPr>
-          <w:p>
-            <w:r/>
-            <w:r>
-              <w:rPr>
-                <w:b w:val="0"/>
-                <w:sz w:val="18"/>
-              </w:rPr>
-              <w:t>РБК</w:t>
-            </w:r>
-          </w:p>
-        </w:tc>
-        <w:tc>
-          <w:tcPr>
-            <w:tcW w:type="dxa" w:w="3312"/>
-            <w:vAlign w:val="center"/>
-          </w:tcPr>
-          <w:p>
-            <w:r/>
-            <w:r>
-              <w:rPr>
-                <w:b w:val="0"/>
-                <w:sz w:val="18"/>
-              </w:rPr>
-              <w:t>ИИ сломал найм: HeadHunter — о том, как нейросети меняют поиск работы</w:t>
-            </w:r>
-          </w:p>
-        </w:tc>
-        <w:tc>
-          <w:tcPr>
-            <w:tcW w:type="dxa" w:w="3312"/>
-            <w:vAlign w:val="center"/>
-          </w:tcPr>
-          <w:p>
-            <w:r/>
-            <w:r>
-              <w:rPr>
-                <w:b w:val="0"/>
-                <w:sz w:val="18"/>
-              </w:rPr>
-              <w:t>негативная</w:t>
-            </w:r>
-          </w:p>
-        </w:tc>
-      </w:tr>
-    </w:tbl>
     <w:p>
       <w:pPr>
-        <w:pStyle w:val="Heading1"/>
+        <w:pStyle w:val="ListBullet"/>
       </w:pPr>
       <w:r>
-        <w:rPr>
-          <w:rFonts w:ascii="Arial" w:hAnsi="Arial"/>
-          <w:color w:val="1F4E79"/>
-        </w:rPr>
-        <w:t>7. Выводы</w:t>
+        <w:t>Гипотеза в целом подтверждается: тональность заголовков действительно различается в зависимости от типа медиа.</w:t>
+      </w:r>
+    </w:p>
+    <w:p>
+      <w:pPr>
+        <w:pStyle w:val="ListBullet"/>
+      </w:pPr>
+      <w:r>
+        <w:t>VC.ru заметно чаще представляет ИИ как практический инструмент, источник пользы и роста эффективности.</w:t>
+      </w:r>
+    </w:p>
+    <w:p>
+      <w:pPr>
+        <w:pStyle w:val="ListBullet"/>
+      </w:pPr>
+      <w:r>
+        <w:t>РБК чаще использует нейтральную деловую рамку: регулирование, рынок, решения компаний и экономические последствия.</w:t>
+      </w:r>
+    </w:p>
+    <w:p>
+      <w:pPr>
+        <w:pStyle w:val="ListBullet"/>
+      </w:pPr>
+      <w:r>
+        <w:t>РИА Новости заметнее связывает тему ИИ с рисками, угрозами, регулированием и общественными последствиями.</w:t>
+      </w:r>
+    </w:p>
+    <w:p>
+      <w:pPr>
+        <w:pStyle w:val="ListBullet"/>
+      </w:pPr>
+      <w:r>
+        <w:t>Различия между сайтами показывают, что образ ИИ в российских онлайн-медиа зависит не только от темы, но и от редакционного типа издания.</w:t>
+      </w:r>
+    </w:p>
+    <w:p>
+      <w:pPr>
+        <w:pStyle w:val="Heading2"/>
+      </w:pPr>
+      <w:r>
+        <w:t>Приложение: что приложить к защите</w:t>
+      </w:r>
+    </w:p>
+    <w:p>
+      <w:pPr>
+        <w:pStyle w:val="ListBullet"/>
+      </w:pPr>
+      <w:r>
+        <w:t>Файл `data/ai_headlines_jan_may_2026.csv` — основной корпус.</w:t>
+      </w:r>
+    </w:p>
+    <w:p>
+      <w:pPr>
+        <w:pStyle w:val="ListBullet"/>
+      </w:pPr>
+      <w:r>
+        <w:t>Файл `scripts/analyze_tonality.py` — код анализа.</w:t>
+      </w:r>
+    </w:p>
+    <w:p>
+      <w:pPr>
+        <w:pStyle w:val="ListBullet"/>
+      </w:pPr>
+      <w:r>
+        <w:t>Папка `results/` — таблицы, графики, расширенный корпус с автоматическим предсказанием.</w:t>
+      </w:r>
+    </w:p>
+    <w:p>
+      <w:pPr>
+        <w:pStyle w:val="ListBullet"/>
+      </w:pPr>
+      <w:r>
+        <w:t>Презентация `slides/ai_tonality_presentation.pptx`.</w:t>
+      </w:r>
+    </w:p>
+    <w:p>
+      <w:pPr>
+        <w:pStyle w:val="Heading2"/>
+      </w:pPr>
+      <w:r>
+        <w:t>Короткий устный текст на 40–60 секунд</w:t>
       </w:r>
     </w:p>
     <w:p>
       <w:r>
-        <w:t>Исследовательский вопрос подтверждается: тональность заголовков об искусственном интеллекте различается в зависимости от сайта. VC.ru демонстрирует наиболее технологически-оптимистичную подачу, поскольку ориентируется на аудиторию бизнеса, стартапов и цифровых сервисов. РБК чаще выбирает нейтрально-деловую рамку: ИИ представлен как фактор рынка, экономики, регулирования и корпоративных процессов. РИА Новости чаще использует событийную рамку и заметнее выводит на первый план темы рисков, государственного регулирования и общественных последствий.</w:t>
-      </w:r>
-    </w:p>
-    <w:p>
-      <w:r>
-        <w:t>Таким образом, образ ИИ в медиазаголовках формируется не только самой темой, но и типом издания. Для технологического медиа ИИ чаще является инструментом развития, для делового медиа — предметом анализа и оценки, для информационного агентства — событием общественной и политико-регуляторной повестки.</w:t>
-      </w:r>
-    </w:p>
-    <w:p>
-      <w:pPr>
-        <w:pStyle w:val="Heading1"/>
-      </w:pPr>
-      <w:r>
-        <w:rPr>
-          <w:rFonts w:ascii="Arial" w:hAnsi="Arial"/>
-          <w:color w:val="1F4E79"/>
-        </w:rPr>
-        <w:t>8. Приложение: код и данные</w:t>
-      </w:r>
-    </w:p>
-    <w:p>
-      <w:r>
-        <w:t>Данные: data/ai_headlines_jan_may_2026.csv</w:t>
-      </w:r>
-    </w:p>
-    <w:p>
-      <w:r>
-        <w:t>Код анализа: scripts/analyze_tonality.py</w:t>
-      </w:r>
-    </w:p>
-    <w:p>
-      <w:r>
-        <w:t>Готовые результаты: results/sentiment_overall.csv, results/sentiment_by_site.csv, results/overall_sentiment.png, results/sentiment_by_site.png</w:t>
+        <w:t>В работе я сравнила тональность заголовков новостей об искусственном интеллекте на сайтах РБК, VC.ru и РИА Новости за январь–май 2026 года. Корпус составил 180 заголовков. Метод исследования — сравнительный контент-анализ. Для обработки корпуса я использовала Python: очистила данные, убрала дубли, посчитала распределения тональности и проверила автоматическую классификацию через модель TF-IDF + Logistic Regression. Точность модели составила 96.1%. Результаты показывают, что VC.ru чаще подаёт ИИ в позитивной и прикладной рамке, РБК — в более нейтральной деловой, а РИА Новости — заметнее связывает тему с рисками, регулированием и общественными последствиями.</w:t>
       </w:r>
     </w:p>
     <w:sectPr>
       <w:pgSz w:w="12240" w:h="15840"/>
-      <w:pgMar w:top="1008" w:right="1152" w:bottom="1008" w:left="1152" w:header="720" w:footer="720" w:gutter="0"/>
+      <w:pgMar w:top="1134" w:right="1247" w:bottom="1134" w:left="1247" w:header="720" w:footer="720" w:gutter="0"/>
       <w:cols w:space="720"/>
       <w:docGrid w:linePitch="360"/>
     </w:sectPr>
@@ -1802,7 +862,7 @@
       <w:outlineLvl w:val="0"/>
     </w:pPr>
     <w:rPr>
-      <w:rFonts w:asciiTheme="majorHAnsi" w:eastAsiaTheme="majorEastAsia" w:hAnsiTheme="majorHAnsi" w:cstheme="majorBidi" w:ascii="Arial" w:hAnsi="Arial"/>
+      <w:rFonts w:asciiTheme="majorHAnsi" w:eastAsiaTheme="majorEastAsia" w:hAnsiTheme="majorHAnsi" w:cstheme="majorBidi"/>
       <w:b/>
       <w:bCs/>
       <w:color w:val="365F91" w:themeColor="accent1" w:themeShade="BF"/>
@@ -1826,7 +886,7 @@
       <w:outlineLvl w:val="1"/>
     </w:pPr>
     <w:rPr>
-      <w:rFonts w:asciiTheme="majorHAnsi" w:eastAsiaTheme="majorEastAsia" w:hAnsiTheme="majorHAnsi" w:cstheme="majorBidi" w:ascii="Arial" w:hAnsi="Arial"/>
+      <w:rFonts w:asciiTheme="majorHAnsi" w:eastAsiaTheme="majorEastAsia" w:hAnsiTheme="majorHAnsi" w:cstheme="majorBidi"/>
       <w:b/>
       <w:bCs/>
       <w:color w:val="4F81BD" w:themeColor="accent1"/>
@@ -1850,7 +910,7 @@
       <w:outlineLvl w:val="2"/>
     </w:pPr>
     <w:rPr>
-      <w:rFonts w:asciiTheme="majorHAnsi" w:eastAsiaTheme="majorEastAsia" w:hAnsiTheme="majorHAnsi" w:cstheme="majorBidi" w:ascii="Arial" w:hAnsi="Arial"/>
+      <w:rFonts w:asciiTheme="majorHAnsi" w:eastAsiaTheme="majorEastAsia" w:hAnsiTheme="majorHAnsi" w:cstheme="majorBidi"/>
       <w:b/>
       <w:bCs/>
       <w:color w:val="4F81BD" w:themeColor="accent1"/>
